--- a/fixtures/enterprise-mixed/office/brief.docx
+++ b/fixtures/enterprise-mixed/office/brief.docx
@@ -3,8 +3,11 @@
 <w:document xmlns:w="http://schemas.openxmlformats.org/wordprocessingml/2006/main">
   <w:body>
     <w:p>
+      <w:pPr>
+        <w:pStyle w:val="Heading1"/>
+      </w:pPr>
       <w:r>
-        <w:t>Synthetic brief</w:t>
+        <w:t>Overview</w:t>
       </w:r>
     </w:p>
   </w:body>
